--- a/analise/RESOLUCAO-DE-CONFLITOS.docx
+++ b/analise/RESOLUCAO-DE-CONFLITOS.docx
@@ -31,10 +31,13 @@
     <w:p/>
     <w:p>
       <w:pPr>
+        <w:pStyle w:val="Heading1"/>
+        <w:keepNext/>
         <w:spacing w:before="280"/>
       </w:pPr>
       <w:r>
         <w:rPr>
+          <w:rFonts w:ascii="Calibri" w:hAnsi="Calibri"/>
           <w:b/>
           <w:color w:val="1F3B57"/>
           <w:sz w:val="32"/>
@@ -170,10 +173,13 @@
     </w:p>
     <w:p>
       <w:pPr>
+        <w:pStyle w:val="Heading2"/>
+        <w:keepNext/>
         <w:spacing w:before="200"/>
       </w:pPr>
       <w:r>
         <w:rPr>
+          <w:rFonts w:ascii="Calibri" w:hAnsi="Calibri"/>
           <w:b/>
           <w:color w:val="1F3B57"/>
           <w:sz w:val="24"/>
@@ -892,10 +898,13 @@
     </w:p>
     <w:p>
       <w:pPr>
+        <w:pStyle w:val="Heading2"/>
+        <w:keepNext/>
         <w:spacing w:before="200"/>
       </w:pPr>
       <w:r>
         <w:rPr>
+          <w:rFonts w:ascii="Calibri" w:hAnsi="Calibri"/>
           <w:b/>
           <w:color w:val="1F3B57"/>
           <w:sz w:val="24"/>
@@ -973,7 +982,15 @@
         <w:rPr>
           <w:b/>
         </w:rPr>
-        <w:t>Nome do termo em `canonico.json`</w:t>
+        <w:t xml:space="preserve">Nome do termo em </w:t>
+      </w:r>
+      <w:r>
+        <w:rPr>
+          <w:rFonts w:ascii="Consolas" w:hAnsi="Consolas"/>
+          <w:b/>
+          <w:sz w:val="20"/>
+        </w:rPr>
+        <w:t>canonico.json</w:t>
       </w:r>
       <w:r>
         <w:t xml:space="preserve"> — verdade-mestra gerada do registro-mestre; é o que as ferramentas consultam.</w:t>
@@ -1033,9 +1050,11 @@
       </w:pPr>
       <w:r>
         <w:rPr>
+          <w:rFonts w:ascii="Consolas" w:hAnsi="Consolas"/>
           <w:b/>
+          <w:sz w:val="20"/>
         </w:rPr>
-        <w:t>`biblio.json`</w:t>
+        <w:t>biblio.json</w:t>
       </w:r>
       <w:r>
         <w:t xml:space="preserve"> — títulos de obras fixam grafias (ex.: B016 "O Quarto Logos").</w:t>
@@ -1049,7 +1068,15 @@
         <w:rPr>
           <w:b/>
         </w:rPr>
-        <w:t>Planilha `base-terminologica.xlsx`</w:t>
+        <w:t xml:space="preserve">Planilha </w:t>
+      </w:r>
+      <w:r>
+        <w:rPr>
+          <w:rFonts w:ascii="Consolas" w:hAnsi="Consolas"/>
+          <w:b/>
+          <w:sz w:val="20"/>
+        </w:rPr>
+        <w:t>base-terminologica.xlsx</w:t>
       </w:r>
       <w:r>
         <w:t xml:space="preserve"> — fonte legada, usada apenas para conferência.</w:t>
@@ -1147,10 +1174,13 @@
     </w:p>
     <w:p>
       <w:pPr>
+        <w:pStyle w:val="Heading2"/>
+        <w:keepNext/>
         <w:spacing w:before="200"/>
       </w:pPr>
       <w:r>
         <w:rPr>
+          <w:rFonts w:ascii="Calibri" w:hAnsi="Calibri"/>
           <w:b/>
           <w:color w:val="1F3B57"/>
           <w:sz w:val="24"/>
@@ -1160,10 +1190,13 @@
     </w:p>
     <w:p>
       <w:pPr>
+        <w:pStyle w:val="Heading3"/>
+        <w:keepNext/>
         <w:spacing w:before="200"/>
       </w:pPr>
       <w:r>
         <w:rPr>
+          <w:rFonts w:ascii="Calibri" w:hAnsi="Calibri"/>
           <w:b/>
           <w:color w:val="1F3B57"/>
           <w:sz w:val="22"/>
@@ -1337,10 +1370,13 @@
     </w:p>
     <w:p>
       <w:pPr>
+        <w:pStyle w:val="Heading3"/>
+        <w:keepNext/>
         <w:spacing w:before="200"/>
       </w:pPr>
       <w:r>
         <w:rPr>
+          <w:rFonts w:ascii="Calibri" w:hAnsi="Calibri"/>
           <w:b/>
           <w:color w:val="1F3B57"/>
           <w:sz w:val="22"/>
@@ -1563,10 +1599,13 @@
     </w:p>
     <w:p>
       <w:pPr>
+        <w:pStyle w:val="Heading3"/>
+        <w:keepNext/>
         <w:spacing w:before="200"/>
       </w:pPr>
       <w:r>
         <w:rPr>
+          <w:rFonts w:ascii="Calibri" w:hAnsi="Calibri"/>
           <w:b/>
           <w:color w:val="1F3B57"/>
           <w:sz w:val="22"/>
@@ -1759,10 +1798,13 @@
     </w:p>
     <w:p>
       <w:pPr>
+        <w:pStyle w:val="Heading3"/>
+        <w:keepNext/>
         <w:spacing w:before="200"/>
       </w:pPr>
       <w:r>
         <w:rPr>
+          <w:rFonts w:ascii="Calibri" w:hAnsi="Calibri"/>
           <w:b/>
           <w:color w:val="1F3B57"/>
           <w:sz w:val="22"/>
@@ -1927,10 +1969,13 @@
     </w:p>
     <w:p>
       <w:pPr>
+        <w:pStyle w:val="Heading3"/>
+        <w:keepNext/>
         <w:spacing w:before="200"/>
       </w:pPr>
       <w:r>
         <w:rPr>
+          <w:rFonts w:ascii="Calibri" w:hAnsi="Calibri"/>
           <w:b/>
           <w:color w:val="1F3B57"/>
           <w:sz w:val="22"/>
@@ -2207,10 +2252,13 @@
     </w:p>
     <w:p>
       <w:pPr>
+        <w:pStyle w:val="Heading3"/>
+        <w:keepNext/>
         <w:spacing w:before="200"/>
       </w:pPr>
       <w:r>
         <w:rPr>
+          <w:rFonts w:ascii="Calibri" w:hAnsi="Calibri"/>
           <w:b/>
           <w:color w:val="1F3B57"/>
           <w:sz w:val="22"/>
@@ -2423,10 +2471,13 @@
     </w:p>
     <w:p>
       <w:pPr>
+        <w:pStyle w:val="Heading3"/>
+        <w:keepNext/>
         <w:spacing w:before="200"/>
       </w:pPr>
       <w:r>
         <w:rPr>
+          <w:rFonts w:ascii="Calibri" w:hAnsi="Calibri"/>
           <w:b/>
           <w:color w:val="1F3B57"/>
           <w:sz w:val="22"/>
@@ -2572,10 +2623,13 @@
     </w:p>
     <w:p>
       <w:pPr>
+        <w:pStyle w:val="Heading3"/>
+        <w:keepNext/>
         <w:spacing w:before="200"/>
       </w:pPr>
       <w:r>
         <w:rPr>
+          <w:rFonts w:ascii="Calibri" w:hAnsi="Calibri"/>
           <w:b/>
           <w:color w:val="1F3B57"/>
           <w:sz w:val="22"/>
@@ -3417,10 +3471,13 @@
     </w:p>
     <w:p>
       <w:pPr>
+        <w:pStyle w:val="Heading2"/>
+        <w:keepNext/>
         <w:spacing w:before="200"/>
       </w:pPr>
       <w:r>
         <w:rPr>
+          <w:rFonts w:ascii="Calibri" w:hAnsi="Calibri"/>
           <w:b/>
           <w:color w:val="1F3B57"/>
           <w:sz w:val="24"/>
@@ -3438,10 +3495,13 @@
     </w:p>
     <w:p>
       <w:pPr>
+        <w:pStyle w:val="Heading3"/>
+        <w:keepNext/>
         <w:spacing w:before="200"/>
       </w:pPr>
       <w:r>
         <w:rPr>
+          <w:rFonts w:ascii="Calibri" w:hAnsi="Calibri"/>
           <w:b/>
           <w:color w:val="1F3B57"/>
           <w:sz w:val="22"/>
@@ -3486,10 +3546,13 @@
     </w:p>
     <w:p>
       <w:pPr>
+        <w:pStyle w:val="Heading3"/>
+        <w:keepNext/>
         <w:spacing w:before="200"/>
       </w:pPr>
       <w:r>
         <w:rPr>
+          <w:rFonts w:ascii="Calibri" w:hAnsi="Calibri"/>
           <w:b/>
           <w:color w:val="1F3B57"/>
           <w:sz w:val="22"/>
@@ -3536,15 +3599,18 @@
     </w:p>
     <w:p>
       <w:pPr>
+        <w:pStyle w:val="Heading3"/>
+        <w:keepNext/>
         <w:spacing w:before="200"/>
       </w:pPr>
       <w:r>
         <w:rPr>
+          <w:rFonts w:ascii="Calibri" w:hAnsi="Calibri"/>
           <w:b/>
           <w:color w:val="1F3B57"/>
           <w:sz w:val="22"/>
         </w:rPr>
-        <w:t>4.3 `biblio.json` tem 97 códigos B, não 102</w:t>
+        <w:t>4.3 biblio.json tem 97 códigos B, não 102</w:t>
       </w:r>
     </w:p>
     <w:p>
@@ -3566,10 +3632,13 @@
     </w:p>
     <w:p>
       <w:pPr>
+        <w:pStyle w:val="Heading3"/>
+        <w:keepNext/>
         <w:spacing w:before="200"/>
       </w:pPr>
       <w:r>
         <w:rPr>
+          <w:rFonts w:ascii="Calibri" w:hAnsi="Calibri"/>
           <w:b/>
           <w:color w:val="1F3B57"/>
           <w:sz w:val="22"/>
@@ -3625,10 +3694,13 @@
     </w:p>
     <w:p>
       <w:pPr>
+        <w:pStyle w:val="Heading3"/>
+        <w:keepNext/>
         <w:spacing w:before="200"/>
       </w:pPr>
       <w:r>
         <w:rPr>
+          <w:rFonts w:ascii="Calibri" w:hAnsi="Calibri"/>
           <w:b/>
           <w:color w:val="1F3B57"/>
           <w:sz w:val="22"/>
@@ -3684,10 +3756,13 @@
     </w:p>
     <w:p>
       <w:pPr>
+        <w:pStyle w:val="Heading3"/>
+        <w:keepNext/>
         <w:spacing w:before="200"/>
       </w:pPr>
       <w:r>
         <w:rPr>
+          <w:rFonts w:ascii="Calibri" w:hAnsi="Calibri"/>
           <w:b/>
           <w:color w:val="1F3B57"/>
           <w:sz w:val="22"/>
@@ -3741,10 +3816,13 @@
     </w:p>
     <w:p>
       <w:pPr>
+        <w:pStyle w:val="Heading3"/>
+        <w:keepNext/>
         <w:spacing w:before="200"/>
       </w:pPr>
       <w:r>
         <w:rPr>
+          <w:rFonts w:ascii="Calibri" w:hAnsi="Calibri"/>
           <w:b/>
           <w:color w:val="1F3B57"/>
           <w:sz w:val="22"/>
@@ -3781,10 +3859,13 @@
     </w:p>
     <w:p>
       <w:pPr>
+        <w:pStyle w:val="Heading3"/>
+        <w:keepNext/>
         <w:spacing w:before="200"/>
       </w:pPr>
       <w:r>
         <w:rPr>
+          <w:rFonts w:ascii="Calibri" w:hAnsi="Calibri"/>
           <w:b/>
           <w:color w:val="1F3B57"/>
           <w:sz w:val="22"/>
@@ -3857,10 +3938,13 @@
     </w:p>
     <w:p>
       <w:pPr>
+        <w:pStyle w:val="Heading3"/>
+        <w:keepNext/>
         <w:spacing w:before="200"/>
       </w:pPr>
       <w:r>
         <w:rPr>
+          <w:rFonts w:ascii="Calibri" w:hAnsi="Calibri"/>
           <w:b/>
           <w:color w:val="1F3B57"/>
           <w:sz w:val="22"/>
@@ -3896,10 +3980,13 @@
     </w:p>
     <w:p>
       <w:pPr>
+        <w:pStyle w:val="Heading3"/>
+        <w:keepNext/>
         <w:spacing w:before="200"/>
       </w:pPr>
       <w:r>
         <w:rPr>
+          <w:rFonts w:ascii="Calibri" w:hAnsi="Calibri"/>
           <w:b/>
           <w:color w:val="1F3B57"/>
           <w:sz w:val="22"/>
@@ -4023,10 +4110,13 @@
     </w:p>
     <w:p>
       <w:pPr>
+        <w:pStyle w:val="Heading3"/>
+        <w:keepNext/>
         <w:spacing w:before="200"/>
       </w:pPr>
       <w:r>
         <w:rPr>
+          <w:rFonts w:ascii="Calibri" w:hAnsi="Calibri"/>
           <w:b/>
           <w:color w:val="1F3B57"/>
           <w:sz w:val="22"/>
@@ -4051,10 +4141,13 @@
     </w:p>
     <w:p>
       <w:pPr>
+        <w:pStyle w:val="Heading2"/>
+        <w:keepNext/>
         <w:spacing w:before="200"/>
       </w:pPr>
       <w:r>
         <w:rPr>
+          <w:rFonts w:ascii="Calibri" w:hAnsi="Calibri"/>
           <w:b/>
           <w:color w:val="1F3B57"/>
           <w:sz w:val="24"/>
@@ -5317,10 +5410,13 @@
     <w:p/>
     <w:p>
       <w:pPr>
+        <w:pStyle w:val="Heading2"/>
+        <w:keepNext/>
         <w:spacing w:before="200"/>
       </w:pPr>
       <w:r>
         <w:rPr>
+          <w:rFonts w:ascii="Calibri" w:hAnsi="Calibri"/>
           <w:b/>
           <w:color w:val="1F3B57"/>
           <w:sz w:val="24"/>
@@ -6151,10 +6247,13 @@
     </w:p>
     <w:p>
       <w:pPr>
+        <w:pStyle w:val="Heading2"/>
+        <w:keepNext/>
         <w:spacing w:before="200"/>
       </w:pPr>
       <w:r>
         <w:rPr>
+          <w:rFonts w:ascii="Calibri" w:hAnsi="Calibri"/>
           <w:b/>
           <w:color w:val="1F3B57"/>
           <w:sz w:val="24"/>
